--- a/sba_application/13_checklist_response_2026-07-16/8 Reply Email John Mary DRAFT.docx
+++ b/sba_application/13_checklist_response_2026-07-16/8 Reply Email John Mary DRAFT.docx
@@ -74,7 +74,7 @@
         <w:rPr>
           <w:sz w:val="22"/>
         </w:rPr>
-        <w:t>Loan ask simplified to ONE SBA 7(a) loan of $500,000. The piggyback bank loan is gone. The seller carries $375K at 6% short term and the SBA loan takes that note out in September plus ramp working capital.</w:t>
+        <w:t>Loan ask simplified to ONE SBA 7(a) loan of $500,000. The piggyback bank loan is gone. The seller carries $375K at 6% ($31,250 a month from September), and the SBA loan funds in January at the 51% transfer, paying the ~$258K balloon plus ramp working capital. January is the base case on purpose: funding at the 100% transfer avoids the seller guaranty rules that come with lending into a partial change of ownership. If one of your lenders can fund September anyway, the note is prepayable without penalty and we save four installments.</w:t>
       </w:r>
     </w:p>
     <w:p>
@@ -85,7 +85,7 @@
         <w:rPr>
           <w:sz w:val="22"/>
         </w:rPr>
-        <w:t>Working capital reserve cut from $672K to $235K. John, this is your 6/3 note answered: the license bills immediately and the seller carries the acquisition until takeout, so the reserve is a bridge, not a parking lot. The attached workbook breaks the $235K into components with a month by month draw schedule, and I'm fine with the bank controlling disbursements against census milestones.</w:t>
+        <w:t>Working capital reserve cut from $672K to $235K. John, this is your 6/3 note answered: the license bills immediately and the seller carries the acquisition until takeout, so the reserve is a bridge, not a parking lot. The attached workbook breaks the $235K into components with a month by month draw schedule, and I'm fine with the bank controlling disbursements against census milestones. Until the loan funds in January we bridge on equity plus a small line; peak interim need in the base case is about $183K.</w:t>
       </w:r>
     </w:p>
     <w:p>

--- a/sba_application/13_checklist_response_2026-07-16/8 Reply Email John Mary DRAFT.docx
+++ b/sba_application/13_checklist_response_2026-07-16/8 Reply Email John Mary DRAFT.docx
@@ -74,7 +74,7 @@
         <w:rPr>
           <w:sz w:val="22"/>
         </w:rPr>
-        <w:t>Loan ask simplified to ONE SBA 7(a) loan of $500,000. The piggyback bank loan is gone. The seller carries $375K at 6% ($31,250 a month from September), and the SBA loan funds in January at the 51% transfer, paying the ~$258K balloon plus ramp working capital. January is the base case on purpose: funding at the 100% transfer avoids the seller guaranty rules that come with lending into a partial change of ownership. If one of your lenders can fund September anyway, the note is prepayable without penalty and we save four installments.</w:t>
+        <w:t>Loan ask simplified to ONE SBA 7(a) loan of $500,000. The piggyback bank loan is gone. The seller carries $375K at 6% ($31,250 a month from September), and the SBA loan funds in January at the 51% transfer, paying the ~$258K balloon plus ramp working capital. January is the base case on purpose: funding at the 100% transfer avoids the seller guaranty rules that come with lending into a partial change of ownership. If one of your lenders can fund September anyway, the note is prepayable without penalty and we save four installments. On the interim line: base case peak need is about $183K, and the slow census downside needs up to $375K of availability, so I want to size the LOC conversation accordingly rather than have it surface in underwriting.</w:t>
       </w:r>
     </w:p>
     <w:p>
@@ -85,7 +85,7 @@
         <w:rPr>
           <w:sz w:val="22"/>
         </w:rPr>
-        <w:t>Working capital reserve cut from $672K to $235K. John, this is your 6/3 note answered: the license bills immediately and the seller carries the acquisition until takeout, so the reserve is a bridge, not a parking lot. The attached workbook breaks the $235K into components with a month by month draw schedule, and I'm fine with the bank controlling disbursements against census milestones. Until the loan funds in January we bridge on equity plus a small line; peak interim need in the base case is about $183K.</w:t>
+        <w:t>Working capital reserve cut from $672K to $235K. John, this is your 6/3 note answered: the license bills immediately and the seller carries the acquisition until takeout, so the reserve is a bridge, not a parking lot. The attached workbook breaks the $235K into components with a month by month draw schedule, and I'm fine with the bank controlling disbursements against census milestones. Until the loan funds in January we bridge on equity plus the interim line.</w:t>
       </w:r>
     </w:p>
     <w:p>
@@ -116,7 +116,7 @@
           <w:b/>
           <w:sz w:val="22"/>
         </w:rPr>
-        <w:t>WHAT'S ATTACHED:</w:t>
+        <w:t>WHAT'S ATTACHED (11 files):</w:t>
       </w:r>
     </w:p>
     <w:p>
@@ -127,7 +127,7 @@
         <w:rPr>
           <w:sz w:val="22"/>
         </w:rPr>
-        <w:t>Use of proceeds workbook in your format: loan structure, the $235K working capital detail with draw timeline, and the seller note takeout schedule.</w:t>
+        <w:t>1. UOP Azalea Refuge Rev1.00.xlsx - your structure sheet redone: loan structure, the $235K working capital components with the month by month draw schedule, and the seller note timeline.</w:t>
       </w:r>
     </w:p>
     <w:p>
@@ -138,7 +138,7 @@
         <w:rPr>
           <w:sz w:val="22"/>
         </w:rPr>
-        <w:t>Your checklist forms, filled: Company Profile, Use of Proceeds, and Business Debt Schedule (seller note on it, per Mary's note).</w:t>
+        <w:t>2. 2 Company Profile FILLED.pdf - your form, filled.</w:t>
       </w:r>
     </w:p>
     <w:p>
@@ -149,7 +149,7 @@
         <w:rPr>
           <w:sz w:val="22"/>
         </w:rPr>
-        <w:t>Item by item checklist status so you can see exactly what's in hand and what's still coming.</w:t>
+        <w:t>3. 3 Use of Proceeds FILLED.pdf - your form, filled.</w:t>
       </w:r>
     </w:p>
     <w:p>
@@ -160,7 +160,7 @@
         <w:rPr>
           <w:sz w:val="22"/>
         </w:rPr>
-        <w:t>Financial projections, monthly for 36 months with written assumptions, officer salaries split out.</w:t>
+        <w:t>4. 5 Business Debt Schedule FILLED.pdf - seller note on it, per Mary's note.</w:t>
       </w:r>
     </w:p>
     <w:p>
@@ -171,7 +171,7 @@
         <w:rPr>
           <w:sz w:val="22"/>
         </w:rPr>
-        <w:t>Business plan addendum covering the target change (full updated plan to follow this week).</w:t>
+        <w:t>5. 1 Checklist STATUS RESPONSE.docx - item by item status on your whole checklist, plus answers to the ten COVID questions.</w:t>
       </w:r>
     </w:p>
     <w:p>
@@ -182,7 +182,71 @@
         <w:rPr>
           <w:sz w:val="22"/>
         </w:rPr>
-        <w:t>The executed lease and the purchase agreement.</w:t>
+        <w:t>6. 7 Financial Projections Rev3.10.xlsx - monthly for 36 months, officer salaries split out.</w:t>
+      </w:r>
+    </w:p>
+    <w:p>
+      <w:pPr>
+        <w:pStyle w:val="ListBullet"/>
+      </w:pPr>
+      <w:r>
+        <w:rPr>
+          <w:sz w:val="22"/>
+        </w:rPr>
+        <w:t>7. 6 Projection Assumptions Narrative.docx - the written assumptions behind the numbers.</w:t>
+      </w:r>
+    </w:p>
+    <w:p>
+      <w:pPr>
+        <w:pStyle w:val="ListBullet"/>
+      </w:pPr>
+      <w:r>
+        <w:rPr>
+          <w:sz w:val="22"/>
+        </w:rPr>
+        <w:t>8. Azalea SBA Business Plan Rev6.00.docx - the full updated plan in editable Word, rewritten for Refuge.</w:t>
+      </w:r>
+    </w:p>
+    <w:p>
+      <w:pPr>
+        <w:pStyle w:val="ListBullet"/>
+      </w:pPr>
+      <w:r>
+        <w:rPr>
+          <w:sz w:val="22"/>
+        </w:rPr>
+        <w:t>9. 4 Business Plan ADDENDUM Refuge.docx - one page summary of the target change for quick reads.</w:t>
+      </w:r>
+    </w:p>
+    <w:p>
+      <w:pPr>
+        <w:pStyle w:val="ListBullet"/>
+      </w:pPr>
+      <w:r>
+        <w:rPr>
+          <w:sz w:val="22"/>
+        </w:rPr>
+        <w:t>10. 10 Executed Lease Gary House 6.29.26.pdf - fully executed office lease.</w:t>
+      </w:r>
+    </w:p>
+    <w:p>
+      <w:pPr>
+        <w:pStyle w:val="ListBullet"/>
+      </w:pPr>
+      <w:r>
+        <w:rPr>
+          <w:sz w:val="22"/>
+        </w:rPr>
+        <w:t>11. The signed Refuge purchase agreement (MIPA).</w:t>
+      </w:r>
+    </w:p>
+    <w:p>
+      <w:r>
+        <w:rPr>
+          <w:b w:val="0"/>
+          <w:sz w:val="22"/>
+        </w:rPr>
+        <w:t>Coming separately through your secure upload: my 2022, 2023 and 2024 personal returns, then the personal financial statement, personal history form, cash flow statement, credit report and driver license as I finish them this week.</w:t>
       </w:r>
     </w:p>
     <w:p>

--- a/sba_application/13_checklist_response_2026-07-16/8 Reply Email John Mary DRAFT.docx
+++ b/sba_application/13_checklist_response_2026-07-16/8 Reply Email John Mary DRAFT.docx
@@ -74,7 +74,7 @@
         <w:rPr>
           <w:sz w:val="22"/>
         </w:rPr>
-        <w:t>Loan ask simplified to ONE SBA 7(a) loan of $500,000. The piggyback bank loan is gone. The seller carries $375K at 6% ($31,250 a month from September), and the SBA loan funds in January at the 51% transfer, paying the ~$258K balloon plus ramp working capital. January is the base case on purpose: funding at the 100% transfer avoids the seller guaranty rules that come with lending into a partial change of ownership. If one of your lenders can fund September anyway, the note is prepayable without penalty and we save four installments. On the interim line: base case peak need is about $183K, and the slow census downside needs up to $375K of availability, so I want to size the LOC conversation accordingly rather than have it surface in underwriting.</w:t>
+        <w:t>The financing sequence got stronger. An interim bank note through Jim Bullard's Texas bank relationship ($500K, 6%, 36 months) funds in September and pays the sellers in full, four months early. The SBA loan then funds in January at the 51% transfer and refinances that bank note (payoff about $462K) plus working capital. That makes your file a clean bank-debt refinance at the 100% ownership date: no seller note to refinance, no seller guaranty questions, and debt service drops from $15,211 to $6,747 a month.</w:t>
       </w:r>
     </w:p>
     <w:p>
@@ -85,7 +85,7 @@
         <w:rPr>
           <w:sz w:val="22"/>
         </w:rPr>
-        <w:t>Working capital reserve cut from $672K to $235K. John, this is your 6/3 note answered: the license bills immediately and the seller carries the acquisition until takeout, so the reserve is a bridge, not a parking lot. The attached workbook breaks the $235K into components with a month by month draw schedule, and I'm fine with the bank controlling disbursements against census milestones. Until the loan funds in January we bridge on equity plus the interim line.</w:t>
+        <w:t>Working capital reserve cut from $672K to $235K. John, this is your 6/3 note answered: the license bills immediately and the bank note carries the acquisition until the SBA refinance, so the reserve is a bridge, not a parking lot. The attached workbook breaks the $235K into components with a monthly draw schedule, and I'm fine with the bank controlling disbursements against census milestones. The equity plus the bank note surplus carry us to January; in the base case the model's cash never goes negative.</w:t>
       </w:r>
     </w:p>
     <w:p>
@@ -96,7 +96,7 @@
         <w:rPr>
           <w:sz w:val="22"/>
         </w:rPr>
-        <w:t>Equity injection is now $250,000 cash, a full third of the $750,000 project. Jim Bullard $195K (first $100K wired in May) plus $55K from me.</w:t>
+        <w:t>Equity injection is $250,000 cash, a full third of the $750,000 project. Jim Bullard $195K (first $100K wired in May) plus $55K from me. It funds the $125K license down payment and the ramp, and the attached workbook now has a dollar-for-dollar Equity Injection Trace tab so the injection documentation is ready made.</w:t>
       </w:r>
     </w:p>
     <w:p>
@@ -127,7 +127,7 @@
         <w:rPr>
           <w:sz w:val="22"/>
         </w:rPr>
-        <w:t>1. UOP Azalea Refuge Rev1.00.xlsx - your structure sheet redone: loan structure, the $235K working capital components with the month by month draw schedule, and the seller note timeline.</w:t>
+        <w:t>1. UOP Azalea Refuge Rev2.00.xlsx - your structure sheet redone: loan structure, the $235K working capital components with the draw schedule, the financing timeline, and the equity injection trace.</w:t>
       </w:r>
     </w:p>
     <w:p>
@@ -182,7 +182,7 @@
         <w:rPr>
           <w:sz w:val="22"/>
         </w:rPr>
-        <w:t>6. 7 Financial Projections Rev3.10.xlsx - monthly for 36 months, officer salaries split out.</w:t>
+        <w:t>6. 7 Financial Projections Rev4.10.xlsx - monthly for 36 months, officer salaries split out.</w:t>
       </w:r>
     </w:p>
     <w:p>

--- a/sba_application/13_checklist_response_2026-07-16/8 Reply Email John Mary DRAFT.docx
+++ b/sba_application/13_checklist_response_2026-07-16/8 Reply Email John Mary DRAFT.docx
@@ -5,6 +5,7 @@
     <w:p>
       <w:pPr>
         <w:pStyle w:val="Title"/>
+        <w:keepNext/>
       </w:pPr>
       <w:r>
         <w:t>Draft reply - SBA Follow up &amp; Questions thread</w:t>
@@ -286,13 +287,58 @@
       </w:r>
     </w:p>
     <w:sectPr>
+      <w:footerReference w:type="default" r:id="rId9"/>
       <w:pgSz w:w="12240" w:h="15840"/>
-      <w:pgMar w:top="1440" w:right="1800" w:bottom="1440" w:left="1800" w:header="720" w:footer="720" w:gutter="0"/>
+      <w:pgMar w:top="1296" w:right="1440" w:bottom="1296" w:left="1440" w:header="720" w:footer="720" w:gutter="0"/>
       <w:cols w:space="720"/>
       <w:docGrid w:linePitch="360"/>
     </w:sectPr>
   </w:body>
 </w:document>
+</file>
+
+<file path=word/footer1.xml><?xml version="1.0" encoding="utf-8"?>
+<w:ftr xmlns:m="http://schemas.openxmlformats.org/officeDocument/2006/math" xmlns:mc="http://schemas.openxmlformats.org/markup-compatibility/2006" xmlns:mo="http://schemas.microsoft.com/office/mac/office/2008/main" xmlns:mv="urn:schemas-microsoft-com:mac:vml" xmlns:o="urn:schemas-microsoft-com:office:office" xmlns:r="http://schemas.openxmlformats.org/officeDocument/2006/relationships" xmlns:v="urn:schemas-microsoft-com:vml" xmlns:w10="urn:schemas-microsoft-com:office:word" xmlns:w14="http://schemas.microsoft.com/office/word/2010/wordml" xmlns:w="http://schemas.openxmlformats.org/wordprocessingml/2006/main" xmlns:wne="http://schemas.microsoft.com/office/word/2006/wordml" xmlns:wp14="http://schemas.microsoft.com/office/word/2010/wordprocessingDrawing" xmlns:wp="http://schemas.openxmlformats.org/drawingml/2006/wordprocessingDrawing" xmlns:wpc="http://schemas.microsoft.com/office/word/2010/wordprocessingCanvas" xmlns:wpg="http://schemas.microsoft.com/office/word/2010/wordprocessingGroup" xmlns:wpi="http://schemas.microsoft.com/office/word/2010/wordprocessingInk" xmlns:wps="http://schemas.microsoft.com/office/word/2010/wordprocessingShape" mc:Ignorable="w14 wp14">
+  <w:p>
+    <w:pPr>
+      <w:pStyle w:val="Footer"/>
+    </w:pPr>
+    <w:r>
+      <w:rPr>
+        <w:sz w:val="16"/>
+      </w:rPr>
+      <w:t xml:space="preserve">Azalea Hospice - Reply to SourceFunding | Confidential | </w:t>
+    </w:r>
+    <w:r>
+      <w:rPr>
+        <w:sz w:val="16"/>
+      </w:rPr>
+      <w:t xml:space="preserve">Page </w:t>
+    </w:r>
+    <w:r>
+      <w:rPr>
+        <w:sz w:val="16"/>
+      </w:rPr>
+      <w:fldChar w:fldCharType="begin"/>
+      <w:instrText xml:space="preserve">PAGE</w:instrText>
+      <w:fldChar w:fldCharType="end"/>
+    </w:r>
+    <w:r>
+      <w:rPr>
+        <w:sz w:val="16"/>
+      </w:rPr>
+      <w:t xml:space="preserve"> of </w:t>
+    </w:r>
+    <w:r>
+      <w:rPr>
+        <w:sz w:val="16"/>
+      </w:rPr>
+      <w:fldChar w:fldCharType="begin"/>
+      <w:instrText xml:space="preserve">NUMPAGES</w:instrText>
+      <w:fldChar w:fldCharType="end"/>
+    </w:r>
+  </w:p>
+</w:ftr>
 </file>
 
 <file path=word/numbering.xml><?xml version="1.0" encoding="utf-8"?>

--- a/sba_application/13_checklist_response_2026-07-16/8 Reply Email John Mary DRAFT.docx
+++ b/sba_application/13_checklist_response_2026-07-16/8 Reply Email John Mary DRAFT.docx
@@ -50,10 +50,46 @@
     <w:p>
       <w:r>
         <w:rPr>
-          <w:b/>
+          <w:b w:val="0"/>
           <w:sz w:val="22"/>
         </w:rPr>
-        <w:t>WHAT'S CHANGED since my last package:</w:t>
+        <w:t>A few things changed since I last wrote. Refuge Hospice, LLC ($500K, Medicare and Medicaid, CMS certified 1/8/2024) replaces the prior Medicare only license at $300K - the purchase agreement was signed 7/14, structured 49% at closing and 51% in January under the CMS 36 month rule.</w:t>
+      </w:r>
+    </w:p>
+    <w:p>
+      <w:r>
+        <w:rPr>
+          <w:b w:val="0"/>
+          <w:sz w:val="22"/>
+        </w:rPr>
+        <w:t>The financing sequence also got stronger. An interim bank note through Jim Bullard's Texas bank relationship ($500K, 6%, 36 months) funds in September and pays the sellers in full, four months early. The SBA loan then funds in January at the 51% transfer and refinances that bank note (payoff about $462K) plus working capital. That makes your file a clean bank-debt refinance at the 100% ownership date: no seller note to refinance, no seller guaranty questions, and debt service drops from $15,211 to $6,747 a month.</w:t>
+      </w:r>
+    </w:p>
+    <w:p>
+      <w:r>
+        <w:rPr>
+          <w:b w:val="0"/>
+          <w:sz w:val="22"/>
+        </w:rPr>
+        <w:t>Working capital came down from $672K to $235K, which answers the note from 6/3: the license bills immediately and the bank note carries the acquisition until the SBA refinance, so the reserve only has to bridge the ramp rather than fund the purchase. The attached workbook breaks the $235K into components with a monthly draw schedule, and I'm fine with the bank controlling disbursements against census milestones. Equity injection is $250,000 cash, a third of the $750,000 project - Jim Bullard's $195K (the first $100K wired in May) plus $55K from me. It funds the license down payment and the ramp, and the workbook now has a line-by-line equity injection trace so the documentation is ready made.</w:t>
+      </w:r>
+    </w:p>
+    <w:p>
+      <w:r>
+        <w:rPr>
+          <w:b w:val="0"/>
+          <w:sz w:val="22"/>
+        </w:rPr>
+        <w:t>The office lease is signed as well - fully executed 6/29 for our Tyler location, 24 months plus two 12 month options. One housekeeping item: the tenant on the lease is Hickory Hospice, LLC, the entity from the earlier deal, so we'll assign or amend it to the correct operating entity before closing. The landlord relationship is friendly, so I don't expect that to be a problem.</w:t>
+      </w:r>
+    </w:p>
+    <w:p>
+      <w:r>
+        <w:rPr>
+          <w:b w:val="0"/>
+          <w:sz w:val="22"/>
+        </w:rPr>
+        <w:t>Here's what I'm sending along:</w:t>
       </w:r>
     </w:p>
     <w:p>
@@ -64,7 +100,7 @@
         <w:rPr>
           <w:sz w:val="22"/>
         </w:rPr>
-        <w:t>Target: Refuge Hospice, LLC ($500K, Medicare + Medicaid, CMS certified 1/8/2024) replaces the prior Medicare only license at $300K. Purchase agreement signed 7/14, structured 49% at closing and 51% in January per the CMS 36 month rule.</w:t>
+        <w:t>UOP Azalea Refuge Rev2.00.xlsx - the structure sheet redone: loan structure, the $235K working capital detail with the draw schedule, the financing timeline, and the equity injection trace.</w:t>
       </w:r>
     </w:p>
     <w:p>
@@ -75,7 +111,7 @@
         <w:rPr>
           <w:sz w:val="22"/>
         </w:rPr>
-        <w:t>The financing sequence got stronger. An interim bank note through Jim Bullard's Texas bank relationship ($500K, 6%, 36 months) funds in September and pays the sellers in full, four months early. The SBA loan then funds in January at the 51% transfer and refinances that bank note (payoff about $462K) plus working capital. That makes your file a clean bank-debt refinance at the 100% ownership date: no seller note to refinance, no seller guaranty questions, and debt service drops from $15,211 to $6,747 a month.</w:t>
+        <w:t>2 Company Profile FILLED.pdf and 3 Use of Proceeds FILLED.pdf - your forms, filled out.</w:t>
       </w:r>
     </w:p>
     <w:p>
@@ -86,7 +122,7 @@
         <w:rPr>
           <w:sz w:val="22"/>
         </w:rPr>
-        <w:t>Working capital reserve cut from $672K to $235K. John, this is your 6/3 note answered: the license bills immediately and the bank note carries the acquisition until the SBA refinance, so the reserve is a bridge, not a parking lot. The attached workbook breaks the $235K into components with a monthly draw schedule, and I'm fine with the bank controlling disbursements against census milestones. The equity plus the bank note surplus carry us to January; in the base case the model's cash never goes negative.</w:t>
+        <w:t>5 Business Debt Schedule FILLED.pdf - the bank note is on it, per Mary's note.</w:t>
       </w:r>
     </w:p>
     <w:p>
@@ -97,7 +133,7 @@
         <w:rPr>
           <w:sz w:val="22"/>
         </w:rPr>
-        <w:t>Equity injection is $250,000 cash, a full third of the $750,000 project. Jim Bullard $195K (first $100K wired in May) plus $55K from me. It funds the $125K license down payment and the ramp, and the attached workbook now has a dollar-for-dollar Equity Injection Trace tab so the injection documentation is ready made.</w:t>
+        <w:t>1 Checklist STATUS RESPONSE.docx - item by item status on the whole checklist, plus answers to the ten COVID questions.</w:t>
       </w:r>
     </w:p>
     <w:p>
@@ -108,16 +144,7 @@
         <w:rPr>
           <w:sz w:val="22"/>
         </w:rPr>
-        <w:t>Office lease is signed. Fully executed 6/29 for our Tyler location, 24 months plus two 12 month options. One housekeeping item: the tenant on the lease is Hickory Hospice, LLC, the entity from the earlier deal, and it will be assigned to the correct operating entity before closing. The landlord relationship is friendly.</w:t>
-      </w:r>
-    </w:p>
-    <w:p>
-      <w:r>
-        <w:rPr>
-          <w:b/>
-          <w:sz w:val="22"/>
-        </w:rPr>
-        <w:t>WHAT'S ATTACHED (11 files):</w:t>
+        <w:t>7 Financial Projections Rev4.10.xlsx - monthly for 36 months, officer salaries split out.</w:t>
       </w:r>
     </w:p>
     <w:p>
@@ -128,7 +155,7 @@
         <w:rPr>
           <w:sz w:val="22"/>
         </w:rPr>
-        <w:t>1. UOP Azalea Refuge Rev2.00.xlsx - your structure sheet redone: loan structure, the $235K working capital components with the draw schedule, the financing timeline, and the equity injection trace.</w:t>
+        <w:t>6 Projection Assumptions Narrative.docx - the written assumptions behind the numbers.</w:t>
       </w:r>
     </w:p>
     <w:p>
@@ -139,7 +166,7 @@
         <w:rPr>
           <w:sz w:val="22"/>
         </w:rPr>
-        <w:t>2. 2 Company Profile FILLED.pdf - your form, filled.</w:t>
+        <w:t>Azalea SBA Business Plan Rev6.00.docx - the full updated plan in editable Word, rewritten for Refuge, plus 4 Business Plan ADDENDUM Refuge.docx as a one page summary if you want the quick version.</w:t>
       </w:r>
     </w:p>
     <w:p>
@@ -150,95 +177,7 @@
         <w:rPr>
           <w:sz w:val="22"/>
         </w:rPr>
-        <w:t>3. 3 Use of Proceeds FILLED.pdf - your form, filled.</w:t>
-      </w:r>
-    </w:p>
-    <w:p>
-      <w:pPr>
-        <w:pStyle w:val="ListBullet"/>
-      </w:pPr>
-      <w:r>
-        <w:rPr>
-          <w:sz w:val="22"/>
-        </w:rPr>
-        <w:t>4. 5 Business Debt Schedule FILLED.pdf - seller note on it, per Mary's note.</w:t>
-      </w:r>
-    </w:p>
-    <w:p>
-      <w:pPr>
-        <w:pStyle w:val="ListBullet"/>
-      </w:pPr>
-      <w:r>
-        <w:rPr>
-          <w:sz w:val="22"/>
-        </w:rPr>
-        <w:t>5. 1 Checklist STATUS RESPONSE.docx - item by item status on your whole checklist, plus answers to the ten COVID questions.</w:t>
-      </w:r>
-    </w:p>
-    <w:p>
-      <w:pPr>
-        <w:pStyle w:val="ListBullet"/>
-      </w:pPr>
-      <w:r>
-        <w:rPr>
-          <w:sz w:val="22"/>
-        </w:rPr>
-        <w:t>6. 7 Financial Projections Rev4.10.xlsx - monthly for 36 months, officer salaries split out.</w:t>
-      </w:r>
-    </w:p>
-    <w:p>
-      <w:pPr>
-        <w:pStyle w:val="ListBullet"/>
-      </w:pPr>
-      <w:r>
-        <w:rPr>
-          <w:sz w:val="22"/>
-        </w:rPr>
-        <w:t>7. 6 Projection Assumptions Narrative.docx - the written assumptions behind the numbers.</w:t>
-      </w:r>
-    </w:p>
-    <w:p>
-      <w:pPr>
-        <w:pStyle w:val="ListBullet"/>
-      </w:pPr>
-      <w:r>
-        <w:rPr>
-          <w:sz w:val="22"/>
-        </w:rPr>
-        <w:t>8. Azalea SBA Business Plan Rev6.00.docx - the full updated plan in editable Word, rewritten for Refuge.</w:t>
-      </w:r>
-    </w:p>
-    <w:p>
-      <w:pPr>
-        <w:pStyle w:val="ListBullet"/>
-      </w:pPr>
-      <w:r>
-        <w:rPr>
-          <w:sz w:val="22"/>
-        </w:rPr>
-        <w:t>9. 4 Business Plan ADDENDUM Refuge.docx - one page summary of the target change for quick reads.</w:t>
-      </w:r>
-    </w:p>
-    <w:p>
-      <w:pPr>
-        <w:pStyle w:val="ListBullet"/>
-      </w:pPr>
-      <w:r>
-        <w:rPr>
-          <w:sz w:val="22"/>
-        </w:rPr>
-        <w:t>10. 10 Executed Lease Gary House 6.29.26.pdf - fully executed office lease.</w:t>
-      </w:r>
-    </w:p>
-    <w:p>
-      <w:pPr>
-        <w:pStyle w:val="ListBullet"/>
-      </w:pPr>
-      <w:r>
-        <w:rPr>
-          <w:sz w:val="22"/>
-        </w:rPr>
-        <w:t>11. The signed Refuge purchase agreement (MIPA).</w:t>
+        <w:t>10 Executed Lease Gary House 6.29.26.pdf, and the signed Refuge purchase agreement (MIPA).</w:t>
       </w:r>
     </w:p>
     <w:p>
@@ -705,7 +644,7 @@
     <w:qFormat/>
     <w:rsid w:val="00FC693F"/>
     <w:rPr>
-      <w:rFonts w:ascii="Calibri" w:hAnsi="Calibri"/>
+      <w:rFonts w:ascii="Aptos" w:hAnsi="Aptos"/>
       <w:sz w:val="22"/>
     </w:rPr>
   </w:style>
@@ -768,7 +707,7 @@
       <w:outlineLvl w:val="0"/>
     </w:pPr>
     <w:rPr>
-      <w:rFonts w:asciiTheme="majorHAnsi" w:eastAsiaTheme="majorEastAsia" w:hAnsiTheme="majorHAnsi" w:cstheme="majorBidi"/>
+      <w:rFonts w:asciiTheme="majorHAnsi" w:eastAsiaTheme="majorEastAsia" w:hAnsiTheme="majorHAnsi" w:cstheme="majorBidi" w:ascii="Aptos Display" w:hAnsi="Aptos Display"/>
       <w:b/>
       <w:bCs/>
       <w:color w:val="365F91" w:themeColor="accent1" w:themeShade="BF"/>
@@ -792,7 +731,7 @@
       <w:outlineLvl w:val="1"/>
     </w:pPr>
     <w:rPr>
-      <w:rFonts w:asciiTheme="majorHAnsi" w:eastAsiaTheme="majorEastAsia" w:hAnsiTheme="majorHAnsi" w:cstheme="majorBidi"/>
+      <w:rFonts w:asciiTheme="majorHAnsi" w:eastAsiaTheme="majorEastAsia" w:hAnsiTheme="majorHAnsi" w:cstheme="majorBidi" w:ascii="Aptos Display" w:hAnsi="Aptos Display"/>
       <w:b/>
       <w:bCs/>
       <w:color w:val="4F81BD" w:themeColor="accent1"/>
@@ -816,7 +755,7 @@
       <w:outlineLvl w:val="2"/>
     </w:pPr>
     <w:rPr>
-      <w:rFonts w:asciiTheme="majorHAnsi" w:eastAsiaTheme="majorEastAsia" w:hAnsiTheme="majorHAnsi" w:cstheme="majorBidi"/>
+      <w:rFonts w:asciiTheme="majorHAnsi" w:eastAsiaTheme="majorEastAsia" w:hAnsiTheme="majorHAnsi" w:cstheme="majorBidi" w:ascii="Aptos Display" w:hAnsi="Aptos Display"/>
       <w:b/>
       <w:bCs/>
       <w:color w:val="4F81BD" w:themeColor="accent1"/>
@@ -839,7 +778,7 @@
       <w:outlineLvl w:val="3"/>
     </w:pPr>
     <w:rPr>
-      <w:rFonts w:asciiTheme="majorHAnsi" w:eastAsiaTheme="majorEastAsia" w:hAnsiTheme="majorHAnsi" w:cstheme="majorBidi"/>
+      <w:rFonts w:asciiTheme="majorHAnsi" w:eastAsiaTheme="majorEastAsia" w:hAnsiTheme="majorHAnsi" w:cstheme="majorBidi" w:ascii="Aptos Display" w:hAnsi="Aptos Display"/>
       <w:b/>
       <w:bCs/>
       <w:i/>
@@ -997,6 +936,9 @@
     <w:pPr>
       <w:spacing w:after="0" w:line="240" w:lineRule="auto"/>
     </w:pPr>
+    <w:rPr>
+      <w:rFonts w:ascii="Aptos" w:hAnsi="Aptos"/>
+    </w:rPr>
   </w:style>
   <w:style w:type="character" w:customStyle="1" w:styleId="Heading1Char">
     <w:name w:val="Heading 1 Char"/>
@@ -1057,7 +999,7 @@
       <w:contextualSpacing/>
     </w:pPr>
     <w:rPr>
-      <w:rFonts w:asciiTheme="majorHAnsi" w:eastAsiaTheme="majorEastAsia" w:hAnsiTheme="majorHAnsi" w:cstheme="majorBidi"/>
+      <w:rFonts w:asciiTheme="majorHAnsi" w:eastAsiaTheme="majorEastAsia" w:hAnsiTheme="majorHAnsi" w:cstheme="majorBidi" w:ascii="Aptos Display" w:hAnsi="Aptos Display"/>
       <w:color w:val="17365D" w:themeColor="text2" w:themeShade="BF"/>
       <w:spacing w:val="5"/>
       <w:kern w:val="28"/>
@@ -1094,7 +1036,7 @@
       </w:numPr>
     </w:pPr>
     <w:rPr>
-      <w:rFonts w:asciiTheme="majorHAnsi" w:eastAsiaTheme="majorEastAsia" w:hAnsiTheme="majorHAnsi" w:cstheme="majorBidi"/>
+      <w:rFonts w:asciiTheme="majorHAnsi" w:eastAsiaTheme="majorEastAsia" w:hAnsiTheme="majorHAnsi" w:cstheme="majorBidi" w:ascii="Aptos Display" w:hAnsi="Aptos Display"/>
       <w:i/>
       <w:iCs/>
       <w:color w:val="4F81BD" w:themeColor="accent1"/>
@@ -1129,6 +1071,9 @@
       <w:ind w:left="720"/>
       <w:contextualSpacing/>
     </w:pPr>
+    <w:rPr>
+      <w:rFonts w:ascii="Aptos" w:hAnsi="Aptos"/>
+    </w:rPr>
   </w:style>
   <w:style w:type="paragraph" w:styleId="BodyText">
     <w:name w:val="Body Text"/>
@@ -1140,6 +1085,9 @@
     <w:pPr>
       <w:spacing w:after="120"/>
     </w:pPr>
+    <w:rPr>
+      <w:rFonts w:ascii="Aptos" w:hAnsi="Aptos"/>
+    </w:rPr>
   </w:style>
   <w:style w:type="character" w:customStyle="1" w:styleId="BodyTextChar">
     <w:name w:val="Body Text Char"/>
@@ -1237,6 +1185,9 @@
       </w:numPr>
       <w:contextualSpacing/>
     </w:pPr>
+    <w:rPr>
+      <w:rFonts w:ascii="Aptos" w:hAnsi="Aptos"/>
+    </w:rPr>
   </w:style>
   <w:style w:type="paragraph" w:styleId="ListBullet2">
     <w:name w:val="List Bullet 2"/>
@@ -1276,6 +1227,9 @@
       </w:numPr>
       <w:contextualSpacing/>
     </w:pPr>
+    <w:rPr>
+      <w:rFonts w:ascii="Aptos" w:hAnsi="Aptos"/>
+    </w:rPr>
   </w:style>
   <w:style w:type="paragraph" w:styleId="ListNumber2">
     <w:name w:val="List Number 2"/>
